--- a/public/downloads/storno-rechnung.docx
+++ b/public/downloads/storno-rechnung.docx
@@ -575,7 +575,13 @@
               <w:rPr>
                 <w:rFonts w:ascii="Arial" w:hAnsi="Arial" w:cs="Arial"/>
               </w:rPr>
-              <w:t xml:space="preserve">vereinbarungsgemäß erhalten Sie hiermit eine Gutschrift zu unserer Rechnung Nr. </w:t>
+              <w:t>v</w:t>
+            </w:r>
+            <w:r>
+              <w:rPr>
+                <w:rFonts w:ascii="Arial" w:hAnsi="Arial" w:cs="Arial"/>
+              </w:rPr>
+              <w:t xml:space="preserve">ereinbarungsgemäß erhalten Sie hiermit eine Stornorechnung zu unserer Rechnung Nr. </w:t>
             </w:r>
             <w:r>
               <w:rPr>
@@ -583,13 +589,7 @@
                 <w:i/>
                 <w:iCs/>
               </w:rPr>
-              <w:t>[Nummer</w:t>
-            </w:r>
-            <w:r>
-              <w:rPr>
-                <w:rFonts w:ascii="Arial" w:hAnsi="Arial" w:cs="Arial"/>
-              </w:rPr>
-              <w:t>]</w:t>
+              <w:t>[Nummer]</w:t>
             </w:r>
             <w:r>
               <w:rPr>
@@ -2148,6 +2148,7 @@
         <w:dataBinding w:prefixMappings="xmlns:ns0='http://schemas.openxmlformats.org/package/2006/metadata/core-properties' xmlns:ns1='http://purl.org/dc/elements/1.1/'" w:xpath="/ns0:coreProperties[1]/ns1:title[1]" w:storeItemID="{6C3C8BC8-F283-45AE-878A-BAB7291924A1}"/>
         <w:text/>
       </w:sdtPr>
+      <w:sdtEndPr/>
       <w:sdtContent>
         <w:r>
           <w:rPr>
@@ -2726,7 +2727,6 @@
   <w:style w:type="character" w:default="1" w:styleId="Absatz-Standardschriftart">
     <w:name w:val="Default Paragraph Font"/>
     <w:uiPriority w:val="1"/>
-    <w:semiHidden/>
     <w:unhideWhenUsed/>
   </w:style>
   <w:style w:type="table" w:default="1" w:styleId="NormaleTabelle">
@@ -2991,6 +2991,7 @@
     <w:rsid w:val="000014B2"/>
     <w:rsid w:val="00057DEA"/>
     <w:rsid w:val="002B691B"/>
+    <w:rsid w:val="002C2993"/>
     <w:rsid w:val="0030070C"/>
     <w:rsid w:val="004E6C19"/>
     <w:rsid w:val="00582051"/>
@@ -2999,6 +3000,7 @@
     <w:rsid w:val="0083290C"/>
     <w:rsid w:val="009C2152"/>
     <w:rsid w:val="00A05CA2"/>
+    <w:rsid w:val="00A67F6D"/>
     <w:rsid w:val="00A85840"/>
     <w:rsid w:val="00B17F53"/>
     <w:rsid w:val="00BA7E46"/>
@@ -3454,10 +3456,6 @@
     <w:semiHidden/>
     <w:unhideWhenUsed/>
   </w:style>
-  <w:style w:type="paragraph" w:customStyle="1" w:styleId="E1D331011CB946D280C8D835C6ECC812">
-    <w:name w:val="E1D331011CB946D280C8D835C6ECC812"/>
-    <w:rsid w:val="00B17F53"/>
-  </w:style>
   <w:style w:type="paragraph" w:customStyle="1" w:styleId="5D958C9E23E74B418CD19E2C0EAD0A05">
     <w:name w:val="5D958C9E23E74B418CD19E2C0EAD0A05"/>
     <w:rsid w:val="00E2317F"/>
